--- a/milestone7_shareables/Milestone 7 Star Value Model.docx
+++ b/milestone7_shareables/Milestone 7 Star Value Model.docx
@@ -23,7 +23,7 @@
         <w:rPr>
           <w:sz w:val="18"/>
         </w:rPr>
-        <w:t>Prepared by: KSU mHealth Research Lab   |   Date: 2026-10-02</w:t>
+        <w:t>Prepared by: KSU mHealth Research Lab   |   Date: 2026-10-10</w:t>
       </w:r>
     </w:p>
     <w:p>
@@ -753,7 +753,944 @@
         <w:pStyle w:val="Heading1"/>
       </w:pPr>
       <w:r>
-        <w:t>5. InComm metadata versus CMS 2026</w:t>
+        <w:t>5. A plan's own eligible share</w:t>
+      </w:r>
+    </w:p>
+    <w:p>
+      <w:r>
+        <w:t>The model accepts a plan-supplied share (plan_eligible_share in the configuration, for example diabetes 0.40 for an SNP-heavy plan). A larger share dilutes each closure, so value falls and the break-even lift rises by the scale shown. Mean over the treated gap mix, base QBP and boundary density.</w:t>
+      </w:r>
+    </w:p>
+    <w:tbl>
+      <w:tblPr>
+        <w:tblStyle w:val="LightGrid-Accent1"/>
+        <w:tblW w:type="auto" w:w="0"/>
+        <w:tblLook w:firstColumn="1" w:firstRow="1" w:lastColumn="0" w:lastRow="0" w:noHBand="0" w:noVBand="1" w:val="04A0"/>
+      </w:tblPr>
+      <w:tblGrid>
+        <w:gridCol w:w="2160"/>
+        <w:gridCol w:w="2160"/>
+        <w:gridCol w:w="2160"/>
+        <w:gridCol w:w="2160"/>
+      </w:tblGrid>
+      <w:tr>
+        <w:tc>
+          <w:tcPr>
+            <w:tcW w:type="dxa" w:w="2160"/>
+          </w:tcPr>
+          <w:p>
+            <w:r>
+              <w:rPr>
+                <w:b/>
+              </w:rPr>
+              <w:t>Group</w:t>
+            </w:r>
+          </w:p>
+        </w:tc>
+        <w:tc>
+          <w:tcPr>
+            <w:tcW w:type="dxa" w:w="2160"/>
+          </w:tcPr>
+          <w:p>
+            <w:r>
+              <w:rPr>
+                <w:b/>
+              </w:rPr>
+              <w:t>Eligible Share</w:t>
+            </w:r>
+          </w:p>
+        </w:tc>
+        <w:tc>
+          <w:tcPr>
+            <w:tcW w:type="dxa" w:w="2160"/>
+          </w:tcPr>
+          <w:p>
+            <w:r>
+              <w:rPr>
+                <w:b/>
+              </w:rPr>
+              <w:t>Mean Usd Per Closure</w:t>
+            </w:r>
+          </w:p>
+        </w:tc>
+        <w:tc>
+          <w:tcPr>
+            <w:tcW w:type="dxa" w:w="2160"/>
+          </w:tcPr>
+          <w:p>
+            <w:r>
+              <w:rPr>
+                <w:b/>
+              </w:rPr>
+              <w:t>Break Even Scale</w:t>
+            </w:r>
+          </w:p>
+        </w:tc>
+      </w:tr>
+      <w:tr>
+        <w:tc>
+          <w:tcPr>
+            <w:tcW w:type="dxa" w:w="2160"/>
+          </w:tcPr>
+          <w:p>
+            <w:r>
+              <w:t>diabetes</w:t>
+            </w:r>
+          </w:p>
+        </w:tc>
+        <w:tc>
+          <w:tcPr>
+            <w:tcW w:type="dxa" w:w="2160"/>
+          </w:tcPr>
+          <w:p>
+            <w:r>
+              <w:t>0.2000</w:t>
+            </w:r>
+          </w:p>
+        </w:tc>
+        <w:tc>
+          <w:tcPr>
+            <w:tcW w:type="dxa" w:w="2160"/>
+          </w:tcPr>
+          <w:p>
+            <w:r>
+              <w:t>194.0454</w:t>
+            </w:r>
+          </w:p>
+        </w:tc>
+        <w:tc>
+          <w:tcPr>
+            <w:tcW w:type="dxa" w:w="2160"/>
+          </w:tcPr>
+          <w:p>
+            <w:r>
+              <w:t>0.8098</w:t>
+            </w:r>
+          </w:p>
+        </w:tc>
+      </w:tr>
+      <w:tr>
+        <w:tc>
+          <w:tcPr>
+            <w:tcW w:type="dxa" w:w="2160"/>
+          </w:tcPr>
+          <w:p>
+            <w:r>
+              <w:t>diabetes</w:t>
+            </w:r>
+          </w:p>
+        </w:tc>
+        <w:tc>
+          <w:tcPr>
+            <w:tcW w:type="dxa" w:w="2160"/>
+          </w:tcPr>
+          <w:p>
+            <w:r>
+              <w:t>0.2600</w:t>
+            </w:r>
+          </w:p>
+        </w:tc>
+        <w:tc>
+          <w:tcPr>
+            <w:tcW w:type="dxa" w:w="2160"/>
+          </w:tcPr>
+          <w:p>
+            <w:r>
+              <w:t>157.1416</w:t>
+            </w:r>
+          </w:p>
+        </w:tc>
+        <w:tc>
+          <w:tcPr>
+            <w:tcW w:type="dxa" w:w="2160"/>
+          </w:tcPr>
+          <w:p>
+            <w:r>
+              <w:t>1.0000</w:t>
+            </w:r>
+          </w:p>
+        </w:tc>
+      </w:tr>
+      <w:tr>
+        <w:tc>
+          <w:tcPr>
+            <w:tcW w:type="dxa" w:w="2160"/>
+          </w:tcPr>
+          <w:p>
+            <w:r>
+              <w:t>diabetes</w:t>
+            </w:r>
+          </w:p>
+        </w:tc>
+        <w:tc>
+          <w:tcPr>
+            <w:tcW w:type="dxa" w:w="2160"/>
+          </w:tcPr>
+          <w:p>
+            <w:r>
+              <w:t>0.3200</w:t>
+            </w:r>
+          </w:p>
+        </w:tc>
+        <w:tc>
+          <w:tcPr>
+            <w:tcW w:type="dxa" w:w="2160"/>
+          </w:tcPr>
+          <w:p>
+            <w:r>
+              <w:t>134.0768</w:t>
+            </w:r>
+          </w:p>
+        </w:tc>
+        <w:tc>
+          <w:tcPr>
+            <w:tcW w:type="dxa" w:w="2160"/>
+          </w:tcPr>
+          <w:p>
+            <w:r>
+              <w:t>1.1720</w:t>
+            </w:r>
+          </w:p>
+        </w:tc>
+      </w:tr>
+      <w:tr>
+        <w:tc>
+          <w:tcPr>
+            <w:tcW w:type="dxa" w:w="2160"/>
+          </w:tcPr>
+          <w:p>
+            <w:r>
+              <w:t>diabetes</w:t>
+            </w:r>
+          </w:p>
+        </w:tc>
+        <w:tc>
+          <w:tcPr>
+            <w:tcW w:type="dxa" w:w="2160"/>
+          </w:tcPr>
+          <w:p>
+            <w:r>
+              <w:t>0.4000</w:t>
+            </w:r>
+          </w:p>
+        </w:tc>
+        <w:tc>
+          <w:tcPr>
+            <w:tcW w:type="dxa" w:w="2160"/>
+          </w:tcPr>
+          <w:p>
+            <w:r>
+              <w:t>114.0873</w:t>
+            </w:r>
+          </w:p>
+        </w:tc>
+        <w:tc>
+          <w:tcPr>
+            <w:tcW w:type="dxa" w:w="2160"/>
+          </w:tcPr>
+          <w:p>
+            <w:r>
+              <w:t>1.3774</w:t>
+            </w:r>
+          </w:p>
+        </w:tc>
+      </w:tr>
+      <w:tr>
+        <w:tc>
+          <w:tcPr>
+            <w:tcW w:type="dxa" w:w="2160"/>
+          </w:tcPr>
+          <w:p>
+            <w:r>
+              <w:t>diabetes</w:t>
+            </w:r>
+          </w:p>
+        </w:tc>
+        <w:tc>
+          <w:tcPr>
+            <w:tcW w:type="dxa" w:w="2160"/>
+          </w:tcPr>
+          <w:p>
+            <w:r>
+              <w:t>0.5000</w:t>
+            </w:r>
+          </w:p>
+        </w:tc>
+        <w:tc>
+          <w:tcPr>
+            <w:tcW w:type="dxa" w:w="2160"/>
+          </w:tcPr>
+          <w:p>
+            <w:r>
+              <w:t>98.0956</w:t>
+            </w:r>
+          </w:p>
+        </w:tc>
+        <w:tc>
+          <w:tcPr>
+            <w:tcW w:type="dxa" w:w="2160"/>
+          </w:tcPr>
+          <w:p>
+            <w:r>
+              <w:t>1.6019</w:t>
+            </w:r>
+          </w:p>
+        </w:tc>
+      </w:tr>
+    </w:tbl>
+    <w:p>
+      <w:pPr>
+        <w:pStyle w:val="Heading1"/>
+      </w:pPr>
+      <w:r>
+        <w:t>6. Value by contract star position</w:t>
+      </w:r>
+    </w:p>
+    <w:p>
+      <w:pPr>
+        <w:pStyle w:val="ListBullet"/>
+      </w:pPr>
+      <w:r>
+        <w:t>The headline averages over all 524 rated contracts. A plan faces its own position, and the value is concentrated: only a contract rated 3.5 stars can be lifted over the 4-star QBP boundary through a measure.</w:t>
+      </w:r>
+    </w:p>
+    <w:p>
+      <w:pPr>
+        <w:pStyle w:val="ListBullet"/>
+      </w:pPr>
+      <w:r>
+        <w:t>Contracts rated 3.0 or less, 4.0 or more, or 3.5 with the measure far from its next cut point get $0 from this route. A 3.5-star contract with the measure near a cut point gets about six times the average.</w:t>
+      </w:r>
+    </w:p>
+    <w:p>
+      <w:pPr>
+        <w:pStyle w:val="ListBullet"/>
+      </w:pPr>
+      <w:r>
+        <w:t>Not modelled: a 4.0-star contract near its lower edge protecting its bonus (downside). It would add value for that position. The raw rating inside a half-star band is not published, so it is assumed uniform.</w:t>
+      </w:r>
+    </w:p>
+    <w:tbl>
+      <w:tblPr>
+        <w:tblStyle w:val="LightGrid-Accent1"/>
+        <w:tblW w:type="auto" w:w="0"/>
+        <w:tblLook w:firstColumn="1" w:firstRow="1" w:lastColumn="0" w:lastRow="0" w:noHBand="0" w:noVBand="1" w:val="04A0"/>
+      </w:tblPr>
+      <w:tblGrid>
+        <w:gridCol w:w="1080"/>
+        <w:gridCol w:w="1080"/>
+        <w:gridCol w:w="1080"/>
+        <w:gridCol w:w="1080"/>
+        <w:gridCol w:w="1080"/>
+        <w:gridCol w:w="1080"/>
+        <w:gridCol w:w="1080"/>
+        <w:gridCol w:w="1080"/>
+      </w:tblGrid>
+      <w:tr>
+        <w:tc>
+          <w:tcPr>
+            <w:tcW w:type="dxa" w:w="1080"/>
+          </w:tcPr>
+          <w:p>
+            <w:r>
+              <w:rPr>
+                <w:b/>
+              </w:rPr>
+              <w:t>Position</w:t>
+            </w:r>
+          </w:p>
+        </w:tc>
+        <w:tc>
+          <w:tcPr>
+            <w:tcW w:type="dxa" w:w="1080"/>
+          </w:tcPr>
+          <w:p>
+            <w:r>
+              <w:rPr>
+                <w:b/>
+              </w:rPr>
+              <w:t>N Contracts</w:t>
+            </w:r>
+          </w:p>
+        </w:tc>
+        <w:tc>
+          <w:tcPr>
+            <w:tcW w:type="dxa" w:w="1080"/>
+          </w:tcPr>
+          <w:p>
+            <w:r>
+              <w:rPr>
+                <w:b/>
+              </w:rPr>
+              <w:t>Diab Eye Exam</w:t>
+            </w:r>
+          </w:p>
+        </w:tc>
+        <w:tc>
+          <w:tcPr>
+            <w:tcW w:type="dxa" w:w="1080"/>
+          </w:tcPr>
+          <w:p>
+            <w:r>
+              <w:rPr>
+                <w:b/>
+              </w:rPr>
+              <w:t>Diab Nephro Screen</w:t>
+            </w:r>
+          </w:p>
+        </w:tc>
+        <w:tc>
+          <w:tcPr>
+            <w:tcW w:type="dxa" w:w="1080"/>
+          </w:tcPr>
+          <w:p>
+            <w:r>
+              <w:rPr>
+                <w:b/>
+              </w:rPr>
+              <w:t>Diab A1c Test</w:t>
+            </w:r>
+          </w:p>
+        </w:tc>
+        <w:tc>
+          <w:tcPr>
+            <w:tcW w:type="dxa" w:w="1080"/>
+          </w:tcPr>
+          <w:p>
+            <w:r>
+              <w:rPr>
+                <w:b/>
+              </w:rPr>
+              <w:t>Diab Blood Sugar</w:t>
+            </w:r>
+          </w:p>
+        </w:tc>
+        <w:tc>
+          <w:tcPr>
+            <w:tcW w:type="dxa" w:w="1080"/>
+          </w:tcPr>
+          <w:p>
+            <w:r>
+              <w:rPr>
+                <w:b/>
+              </w:rPr>
+              <w:t>Htn Pcp Followup</w:t>
+            </w:r>
+          </w:p>
+        </w:tc>
+        <w:tc>
+          <w:tcPr>
+            <w:tcW w:type="dxa" w:w="1080"/>
+          </w:tcPr>
+          <w:p>
+            <w:r>
+              <w:rPr>
+                <w:b/>
+              </w:rPr>
+              <w:t>Mean Over Gap Mix</w:t>
+            </w:r>
+          </w:p>
+        </w:tc>
+      </w:tr>
+      <w:tr>
+        <w:tc>
+          <w:tcPr>
+            <w:tcW w:type="dxa" w:w="1080"/>
+          </w:tcPr>
+          <w:p>
+            <w:r>
+              <w:t>all_contracts</w:t>
+            </w:r>
+          </w:p>
+        </w:tc>
+        <w:tc>
+          <w:tcPr>
+            <w:tcW w:type="dxa" w:w="1080"/>
+          </w:tcPr>
+          <w:p>
+            <w:r>
+              <w:t>523</w:t>
+            </w:r>
+          </w:p>
+        </w:tc>
+        <w:tc>
+          <w:tcPr>
+            <w:tcW w:type="dxa" w:w="1080"/>
+          </w:tcPr>
+          <w:p>
+            <w:r>
+              <w:t>143.9000</w:t>
+            </w:r>
+          </w:p>
+        </w:tc>
+        <w:tc>
+          <w:tcPr>
+            <w:tcW w:type="dxa" w:w="1080"/>
+          </w:tcPr>
+          <w:p>
+            <w:r>
+              <w:t>111.2000</w:t>
+            </w:r>
+          </w:p>
+        </w:tc>
+        <w:tc>
+          <w:tcPr>
+            <w:tcW w:type="dxa" w:w="1080"/>
+          </w:tcPr>
+          <w:p>
+            <w:r>
+              <w:t>303.0000</w:t>
+            </w:r>
+          </w:p>
+        </w:tc>
+        <w:tc>
+          <w:tcPr>
+            <w:tcW w:type="dxa" w:w="1080"/>
+          </w:tcPr>
+          <w:p>
+            <w:r>
+              <w:t>303.0000</w:t>
+            </w:r>
+          </w:p>
+        </w:tc>
+        <w:tc>
+          <w:tcPr>
+            <w:tcW w:type="dxa" w:w="1080"/>
+          </w:tcPr>
+          <w:p>
+            <w:r>
+              <w:t>238.9000</w:t>
+            </w:r>
+          </w:p>
+        </w:tc>
+        <w:tc>
+          <w:tcPr>
+            <w:tcW w:type="dxa" w:w="1080"/>
+          </w:tcPr>
+          <w:p>
+            <w:r>
+              <w:t>157.1000</w:t>
+            </w:r>
+          </w:p>
+        </w:tc>
+      </w:tr>
+      <w:tr>
+        <w:tc>
+          <w:tcPr>
+            <w:tcW w:type="dxa" w:w="1080"/>
+          </w:tcPr>
+          <w:p>
+            <w:r>
+              <w:t>rated_3.0_or_less</w:t>
+            </w:r>
+          </w:p>
+        </w:tc>
+        <w:tc>
+          <w:tcPr>
+            <w:tcW w:type="dxa" w:w="1080"/>
+          </w:tcPr>
+          <w:p>
+            <w:r>
+              <w:t>120</w:t>
+            </w:r>
+          </w:p>
+        </w:tc>
+        <w:tc>
+          <w:tcPr>
+            <w:tcW w:type="dxa" w:w="1080"/>
+          </w:tcPr>
+          <w:p>
+            <w:r>
+              <w:t>0</w:t>
+            </w:r>
+          </w:p>
+        </w:tc>
+        <w:tc>
+          <w:tcPr>
+            <w:tcW w:type="dxa" w:w="1080"/>
+          </w:tcPr>
+          <w:p>
+            <w:r>
+              <w:t>0</w:t>
+            </w:r>
+          </w:p>
+        </w:tc>
+        <w:tc>
+          <w:tcPr>
+            <w:tcW w:type="dxa" w:w="1080"/>
+          </w:tcPr>
+          <w:p>
+            <w:r>
+              <w:t>0</w:t>
+            </w:r>
+          </w:p>
+        </w:tc>
+        <w:tc>
+          <w:tcPr>
+            <w:tcW w:type="dxa" w:w="1080"/>
+          </w:tcPr>
+          <w:p>
+            <w:r>
+              <w:t>0</w:t>
+            </w:r>
+          </w:p>
+        </w:tc>
+        <w:tc>
+          <w:tcPr>
+            <w:tcW w:type="dxa" w:w="1080"/>
+          </w:tcPr>
+          <w:p>
+            <w:r>
+              <w:t>0</w:t>
+            </w:r>
+          </w:p>
+        </w:tc>
+        <w:tc>
+          <w:tcPr>
+            <w:tcW w:type="dxa" w:w="1080"/>
+          </w:tcPr>
+          <w:p>
+            <w:r>
+              <w:t>0</w:t>
+            </w:r>
+          </w:p>
+        </w:tc>
+      </w:tr>
+      <w:tr>
+        <w:tc>
+          <w:tcPr>
+            <w:tcW w:type="dxa" w:w="1080"/>
+          </w:tcPr>
+          <w:p>
+            <w:r>
+              <w:t>rated_3.5</w:t>
+            </w:r>
+          </w:p>
+        </w:tc>
+        <w:tc>
+          <w:tcPr>
+            <w:tcW w:type="dxa" w:w="1080"/>
+          </w:tcPr>
+          <w:p>
+            <w:r>
+              <w:t>170</w:t>
+            </w:r>
+          </w:p>
+        </w:tc>
+        <w:tc>
+          <w:tcPr>
+            <w:tcW w:type="dxa" w:w="1080"/>
+          </w:tcPr>
+          <w:p>
+            <w:r>
+              <w:t>442.8000</w:t>
+            </w:r>
+          </w:p>
+        </w:tc>
+        <w:tc>
+          <w:tcPr>
+            <w:tcW w:type="dxa" w:w="1080"/>
+          </w:tcPr>
+          <w:p>
+            <w:r>
+              <w:t>341.4000</w:t>
+            </w:r>
+          </w:p>
+        </w:tc>
+        <w:tc>
+          <w:tcPr>
+            <w:tcW w:type="dxa" w:w="1080"/>
+          </w:tcPr>
+          <w:p>
+            <w:r>
+              <w:t>932.1000</w:t>
+            </w:r>
+          </w:p>
+        </w:tc>
+        <w:tc>
+          <w:tcPr>
+            <w:tcW w:type="dxa" w:w="1080"/>
+          </w:tcPr>
+          <w:p>
+            <w:r>
+              <w:t>932.1000</w:t>
+            </w:r>
+          </w:p>
+        </w:tc>
+        <w:tc>
+          <w:tcPr>
+            <w:tcW w:type="dxa" w:w="1080"/>
+          </w:tcPr>
+          <w:p>
+            <w:r>
+              <w:t>713.9000</w:t>
+            </w:r>
+          </w:p>
+        </w:tc>
+        <w:tc>
+          <w:tcPr>
+            <w:tcW w:type="dxa" w:w="1080"/>
+          </w:tcPr>
+          <w:p>
+            <w:r>
+              <w:t>480.3000</w:t>
+            </w:r>
+          </w:p>
+        </w:tc>
+      </w:tr>
+      <w:tr>
+        <w:tc>
+          <w:tcPr>
+            <w:tcW w:type="dxa" w:w="1080"/>
+          </w:tcPr>
+          <w:p>
+            <w:r>
+              <w:t>rated_3.5_measure_near_cut</w:t>
+            </w:r>
+          </w:p>
+        </w:tc>
+        <w:tc>
+          <w:tcPr>
+            <w:tcW w:type="dxa" w:w="1080"/>
+          </w:tcPr>
+          <w:p>
+            <w:r>
+              <w:t>65</w:t>
+            </w:r>
+          </w:p>
+        </w:tc>
+        <w:tc>
+          <w:tcPr>
+            <w:tcW w:type="dxa" w:w="1080"/>
+          </w:tcPr>
+          <w:p>
+            <w:r>
+              <w:t>1,327</w:t>
+            </w:r>
+          </w:p>
+        </w:tc>
+        <w:tc>
+          <w:tcPr>
+            <w:tcW w:type="dxa" w:w="1080"/>
+          </w:tcPr>
+          <w:p>
+            <w:r>
+              <w:t>1,383</w:t>
+            </w:r>
+          </w:p>
+        </w:tc>
+        <w:tc>
+          <w:tcPr>
+            <w:tcW w:type="dxa" w:w="1080"/>
+          </w:tcPr>
+          <w:p>
+            <w:r>
+              <w:t>1,802</w:t>
+            </w:r>
+          </w:p>
+        </w:tc>
+        <w:tc>
+          <w:tcPr>
+            <w:tcW w:type="dxa" w:w="1080"/>
+          </w:tcPr>
+          <w:p>
+            <w:r>
+              <w:t>1,802</w:t>
+            </w:r>
+          </w:p>
+        </w:tc>
+        <w:tc>
+          <w:tcPr>
+            <w:tcW w:type="dxa" w:w="1080"/>
+          </w:tcPr>
+          <w:p>
+            <w:r>
+              <w:t>1,447</w:t>
+            </w:r>
+          </w:p>
+        </w:tc>
+        <w:tc>
+          <w:tcPr>
+            <w:tcW w:type="dxa" w:w="1080"/>
+          </w:tcPr>
+          <w:p>
+            <w:r>
+              <w:t>1,108</w:t>
+            </w:r>
+          </w:p>
+        </w:tc>
+      </w:tr>
+      <w:tr>
+        <w:tc>
+          <w:tcPr>
+            <w:tcW w:type="dxa" w:w="1080"/>
+          </w:tcPr>
+          <w:p>
+            <w:r>
+              <w:t>rated_3.5_measure_far_from_cut</w:t>
+            </w:r>
+          </w:p>
+        </w:tc>
+        <w:tc>
+          <w:tcPr>
+            <w:tcW w:type="dxa" w:w="1080"/>
+          </w:tcPr>
+          <w:p>
+            <w:r>
+              <w:t>138</w:t>
+            </w:r>
+          </w:p>
+        </w:tc>
+        <w:tc>
+          <w:tcPr>
+            <w:tcW w:type="dxa" w:w="1080"/>
+          </w:tcPr>
+          <w:p>
+            <w:r>
+              <w:t>0</w:t>
+            </w:r>
+          </w:p>
+        </w:tc>
+        <w:tc>
+          <w:tcPr>
+            <w:tcW w:type="dxa" w:w="1080"/>
+          </w:tcPr>
+          <w:p>
+            <w:r>
+              <w:t>0</w:t>
+            </w:r>
+          </w:p>
+        </w:tc>
+        <w:tc>
+          <w:tcPr>
+            <w:tcW w:type="dxa" w:w="1080"/>
+          </w:tcPr>
+          <w:p>
+            <w:r>
+              <w:t>0</w:t>
+            </w:r>
+          </w:p>
+        </w:tc>
+        <w:tc>
+          <w:tcPr>
+            <w:tcW w:type="dxa" w:w="1080"/>
+          </w:tcPr>
+          <w:p>
+            <w:r>
+              <w:t>0</w:t>
+            </w:r>
+          </w:p>
+        </w:tc>
+        <w:tc>
+          <w:tcPr>
+            <w:tcW w:type="dxa" w:w="1080"/>
+          </w:tcPr>
+          <w:p>
+            <w:r>
+              <w:t>0</w:t>
+            </w:r>
+          </w:p>
+        </w:tc>
+        <w:tc>
+          <w:tcPr>
+            <w:tcW w:type="dxa" w:w="1080"/>
+          </w:tcPr>
+          <w:p>
+            <w:r>
+              <w:t>0</w:t>
+            </w:r>
+          </w:p>
+        </w:tc>
+      </w:tr>
+      <w:tr>
+        <w:tc>
+          <w:tcPr>
+            <w:tcW w:type="dxa" w:w="1080"/>
+          </w:tcPr>
+          <w:p>
+            <w:r>
+              <w:t>rated_4.0_or_more</w:t>
+            </w:r>
+          </w:p>
+        </w:tc>
+        <w:tc>
+          <w:tcPr>
+            <w:tcW w:type="dxa" w:w="1080"/>
+          </w:tcPr>
+          <w:p>
+            <w:r>
+              <w:t>233</w:t>
+            </w:r>
+          </w:p>
+        </w:tc>
+        <w:tc>
+          <w:tcPr>
+            <w:tcW w:type="dxa" w:w="1080"/>
+          </w:tcPr>
+          <w:p>
+            <w:r>
+              <w:t>0</w:t>
+            </w:r>
+          </w:p>
+        </w:tc>
+        <w:tc>
+          <w:tcPr>
+            <w:tcW w:type="dxa" w:w="1080"/>
+          </w:tcPr>
+          <w:p>
+            <w:r>
+              <w:t>0</w:t>
+            </w:r>
+          </w:p>
+        </w:tc>
+        <w:tc>
+          <w:tcPr>
+            <w:tcW w:type="dxa" w:w="1080"/>
+          </w:tcPr>
+          <w:p>
+            <w:r>
+              <w:t>0</w:t>
+            </w:r>
+          </w:p>
+        </w:tc>
+        <w:tc>
+          <w:tcPr>
+            <w:tcW w:type="dxa" w:w="1080"/>
+          </w:tcPr>
+          <w:p>
+            <w:r>
+              <w:t>0</w:t>
+            </w:r>
+          </w:p>
+        </w:tc>
+        <w:tc>
+          <w:tcPr>
+            <w:tcW w:type="dxa" w:w="1080"/>
+          </w:tcPr>
+          <w:p>
+            <w:r>
+              <w:t>0</w:t>
+            </w:r>
+          </w:p>
+        </w:tc>
+        <w:tc>
+          <w:tcPr>
+            <w:tcW w:type="dxa" w:w="1080"/>
+          </w:tcPr>
+          <w:p>
+            <w:r>
+              <w:t>0</w:t>
+            </w:r>
+          </w:p>
+        </w:tc>
+      </w:tr>
+    </w:tbl>
+    <w:p>
+      <w:pPr>
+        <w:pStyle w:val="Heading1"/>
+      </w:pPr>
+      <w:r>
+        <w:t>7. InComm metadata versus CMS 2026</w:t>
       </w:r>
     </w:p>
     <w:p>
